--- a/docs/yumin-interview.docx
+++ b/docs/yumin-interview.docx
@@ -76,7 +76,7 @@
           <w:sz w:val="19"/>
           <w:szCs w:val="19"/>
         </w:rPr>
-        <w:t xml:space="preserve">• 最有價值的是具體的細節與數字，不是形容詞。「我們很用心」沒有用；「發酵要盯幾個小時、靠聞味道判斷」很有用。</w:t>
+        <w:t xml:space="preserve">• 最有價值的是具體的細節與數字，不是形容詞。「我們很用心」沒有用；「一年採幾季」「保存期限多久」這種答得出數字的才有用。</w:t>
       </w:r>
     </w:p>
     <w:p>
@@ -118,7 +118,7 @@
           <w:sz w:val="19"/>
           <w:szCs w:val="19"/>
         </w:rPr>
-        <w:t xml:space="preserve">建議分三次問：先問第四、五、六段（有哪些茶、什麼規格、多少錢），網站就能真的開始賣東西；再問第七到十段（出貨、付款、退貨、保存期限），就可以合法收錢；家族與製茶的故事最後泡茶時慢慢聊，錄音回來也可以，我幫您整理。</w:t>
+        <w:t xml:space="preserve">建議分三次問：先問第四、五、六段（有哪些茶、什麼規格、多少錢），網站就能真的開始賣東西；再問第七到十段（出貨、付款、退貨、保存期限），就可以合法收錢；家族與茶園的故事最後泡茶時慢慢聊，錄音回來也可以，我幫您整理。（第三段製茶工序是機密，不用問。）</w:t>
       </w:r>
     </w:p>
     <w:p>
@@ -1321,7 +1321,6 @@
     </w:tbl>
     <w:p>
       <w:pPr>
-        <w:pStyle w:val="Heading1"/>
         <w:spacing w:after="120" w:before="360"/>
       </w:pPr>
       <w:r>
@@ -1333,669 +1332,23 @@
           <w:sz w:val="26"/>
           <w:szCs w:val="26"/>
         </w:rPr>
-        <w:t xml:space="preserve">三、製茶工序</w:t>
+        <w:t xml:space="preserve">三、製茶工序 —— 不用問了</w:t>
       </w:r>
     </w:p>
     <w:p>
       <w:pPr>
-        <w:spacing w:after="140" w:before="0"/>
+        <w:spacing w:after="200" w:before="0"/>
       </w:pPr>
       <w:r>
         <w:rPr>
           <w:rFonts w:ascii="Microsoft JhengHei" w:cs="Microsoft JhengHei" w:eastAsia="Microsoft JhengHei" w:hAnsi="Microsoft JhengHei"/>
           <w:color w:val="6B6253"/>
-          <w:sz w:val="18"/>
-          <w:szCs w:val="18"/>
+          <w:sz w:val="19"/>
+          <w:szCs w:val="19"/>
         </w:rPr>
-        <w:t xml:space="preserve">網站上「五道工序」的說明現在是通則，老闆講的實際細節會好看非常多。</w:t>
+        <w:t xml:space="preserve">老闆已回覆：製茶工序屬於商業機密。網站上關於製茶的內容只會停留在公開的一般常識層級（採菁、萎凋、揉捻、發酵、乾燥各是什麼），不會寫入時間、溫度、判斷火候的手法或機具型號。需要讓內容有份量時，改用不涉及作法的事實：產地在大雁村、全程自家廠房完成、由家人親手看顧、品種是台茶 18 號。</w:t>
       </w:r>
     </w:p>
-    <w:tbl>
-      <w:tblPr>
-        <w:tblW w:type="dxa" w:w="9000"/>
-        <w:tblBorders>
-          <w:top w:val="single" w:color="CBC2AC" w:sz="4"/>
-          <w:left w:val="single" w:color="CBC2AC" w:sz="4"/>
-          <w:bottom w:val="single" w:color="CBC2AC" w:sz="4"/>
-          <w:right w:val="single" w:color="CBC2AC" w:sz="4"/>
-          <w:insideH w:val="single" w:color="auto" w:sz="4"/>
-          <w:insideV w:val="single" w:color="auto" w:sz="4"/>
-        </w:tblBorders>
-      </w:tblPr>
-      <w:tblGrid>
-        <w:gridCol w:w="4300"/>
-        <w:gridCol w:w="4700"/>
-      </w:tblGrid>
-      <w:tr>
-        <w:trPr>
-          <w:tblHeader/>
-        </w:trPr>
-        <w:tc>
-          <w:tcPr>
-            <w:tcW w:type="dxa" w:w="4300"/>
-            <w:shd w:fill="F0EADC" w:val="clear"/>
-            <w:tcMar>
-              <w:top w:type="dxa" w:w="80"/>
-              <w:left w:type="dxa" w:w="120"/>
-              <w:bottom w:type="dxa" w:w="80"/>
-              <w:right w:type="dxa" w:w="120"/>
-            </w:tcMar>
-          </w:tcPr>
-          <w:p>
-            <w:pPr>
-              <w:spacing w:after="60" w:before="0"/>
-            </w:pPr>
-            <w:r>
-              <w:rPr>
-                <w:rFonts w:ascii="Microsoft JhengHei" w:cs="Microsoft JhengHei" w:eastAsia="Microsoft JhengHei" w:hAnsi="Microsoft JhengHei"/>
-                <w:b/>
-                <w:bCs/>
-                <w:color w:val="201B14"/>
-                <w:sz w:val="19"/>
-                <w:szCs w:val="19"/>
-              </w:rPr>
-              <w:t xml:space="preserve">問題</w:t>
-            </w:r>
-          </w:p>
-        </w:tc>
-        <w:tc>
-          <w:tcPr>
-            <w:tcW w:type="dxa" w:w="4700"/>
-            <w:shd w:fill="F0EADC" w:val="clear"/>
-            <w:tcMar>
-              <w:top w:type="dxa" w:w="80"/>
-              <w:left w:type="dxa" w:w="120"/>
-              <w:bottom w:type="dxa" w:w="80"/>
-              <w:right w:type="dxa" w:w="120"/>
-            </w:tcMar>
-          </w:tcPr>
-          <w:p>
-            <w:pPr>
-              <w:spacing w:after="60" w:before="0"/>
-            </w:pPr>
-            <w:r>
-              <w:rPr>
-                <w:rFonts w:ascii="Microsoft JhengHei" w:cs="Microsoft JhengHei" w:eastAsia="Microsoft JhengHei" w:hAnsi="Microsoft JhengHei"/>
-                <w:b/>
-                <w:bCs/>
-                <w:color w:val="201B14"/>
-                <w:sz w:val="19"/>
-                <w:szCs w:val="19"/>
-              </w:rPr>
-              <w:t xml:space="preserve">回答（請在這一格打字）</w:t>
-            </w:r>
-          </w:p>
-        </w:tc>
-      </w:tr>
-      <w:tr>
-        <w:trPr>
-          <w:trHeight w:val="900" w:hRule="atLeast"/>
-        </w:trPr>
-        <w:tc>
-          <w:tcPr>
-            <w:tcW w:type="dxa" w:w="4300"/>
-            <w:tcMar>
-              <w:top w:type="dxa" w:w="120"/>
-              <w:left w:type="dxa" w:w="120"/>
-              <w:bottom w:type="dxa" w:w="120"/>
-              <w:right w:type="dxa" w:w="120"/>
-            </w:tcMar>
-          </w:tcPr>
-          <w:p>
-            <w:pPr>
-              <w:spacing w:after="40"/>
-            </w:pPr>
-            <w:r>
-              <w:rPr>
-                <w:rFonts w:ascii="Microsoft JhengHei" w:cs="Microsoft JhengHei" w:eastAsia="Microsoft JhengHei" w:hAnsi="Microsoft JhengHei"/>
-                <w:b/>
-                <w:bCs/>
-                <w:color w:val="6B6253"/>
-                <w:sz w:val="16"/>
-                <w:szCs w:val="16"/>
-              </w:rPr>
-              <w:t xml:space="preserve">重要</w:t>
-            </w:r>
-          </w:p>
-          <w:p>
-            <w:pPr>
-              <w:spacing w:after="60" w:before="0"/>
-            </w:pPr>
-            <w:r>
-              <w:rPr>
-                <w:rFonts w:ascii="Microsoft JhengHei" w:cs="Microsoft JhengHei" w:eastAsia="Microsoft JhengHei" w:hAnsi="Microsoft JhengHei"/>
-                <w:color w:val="201B14"/>
-                <w:sz w:val="20"/>
-                <w:szCs w:val="20"/>
-              </w:rPr>
-              <w:t xml:space="preserve">採菁：什麼時間採？一心二葉還是別的？人工還是機器？</w:t>
-            </w:r>
-          </w:p>
-        </w:tc>
-        <w:tc>
-          <w:tcPr>
-            <w:tcW w:type="dxa" w:w="4700"/>
-            <w:tcMar>
-              <w:top w:type="dxa" w:w="120"/>
-              <w:left w:type="dxa" w:w="120"/>
-              <w:bottom w:type="dxa" w:w="120"/>
-              <w:right w:type="dxa" w:w="120"/>
-            </w:tcMar>
-          </w:tcPr>
-          <w:p>
-            <w:pPr>
-              <w:spacing w:after="60" w:before="0"/>
-            </w:pPr>
-            <w:r>
-              <w:rPr>
-                <w:rFonts w:ascii="Microsoft JhengHei" w:cs="Microsoft JhengHei" w:eastAsia="Microsoft JhengHei" w:hAnsi="Microsoft JhengHei"/>
-                <w:color w:val="201B14"/>
-                <w:sz w:val="20"/>
-                <w:szCs w:val="20"/>
-              </w:rPr>
-              <w:t xml:space="preserve"/>
-            </w:r>
-          </w:p>
-        </w:tc>
-      </w:tr>
-      <w:tr>
-        <w:trPr>
-          <w:trHeight w:val="900" w:hRule="atLeast"/>
-        </w:trPr>
-        <w:tc>
-          <w:tcPr>
-            <w:tcW w:type="dxa" w:w="4300"/>
-            <w:tcMar>
-              <w:top w:type="dxa" w:w="120"/>
-              <w:left w:type="dxa" w:w="120"/>
-              <w:bottom w:type="dxa" w:w="120"/>
-              <w:right w:type="dxa" w:w="120"/>
-            </w:tcMar>
-          </w:tcPr>
-          <w:p>
-            <w:pPr>
-              <w:spacing w:after="40"/>
-            </w:pPr>
-            <w:r>
-              <w:rPr>
-                <w:rFonts w:ascii="Microsoft JhengHei" w:cs="Microsoft JhengHei" w:eastAsia="Microsoft JhengHei" w:hAnsi="Microsoft JhengHei"/>
-                <w:b/>
-                <w:bCs/>
-                <w:color w:val="6B6253"/>
-                <w:sz w:val="16"/>
-                <w:szCs w:val="16"/>
-              </w:rPr>
-              <w:t xml:space="preserve">重要</w:t>
-            </w:r>
-          </w:p>
-          <w:p>
-            <w:pPr>
-              <w:spacing w:after="60" w:before="0"/>
-            </w:pPr>
-            <w:r>
-              <w:rPr>
-                <w:rFonts w:ascii="Microsoft JhengHei" w:cs="Microsoft JhengHei" w:eastAsia="Microsoft JhengHei" w:hAnsi="Microsoft JhengHei"/>
-                <w:color w:val="201B14"/>
-                <w:sz w:val="20"/>
-                <w:szCs w:val="20"/>
-              </w:rPr>
-              <w:t xml:space="preserve">萎凋：室內室外？大約多久？看什麼判斷「好了」？</w:t>
-            </w:r>
-          </w:p>
-        </w:tc>
-        <w:tc>
-          <w:tcPr>
-            <w:tcW w:type="dxa" w:w="4700"/>
-            <w:tcMar>
-              <w:top w:type="dxa" w:w="120"/>
-              <w:left w:type="dxa" w:w="120"/>
-              <w:bottom w:type="dxa" w:w="120"/>
-              <w:right w:type="dxa" w:w="120"/>
-            </w:tcMar>
-          </w:tcPr>
-          <w:p>
-            <w:pPr>
-              <w:spacing w:after="60" w:before="0"/>
-            </w:pPr>
-            <w:r>
-              <w:rPr>
-                <w:rFonts w:ascii="Microsoft JhengHei" w:cs="Microsoft JhengHei" w:eastAsia="Microsoft JhengHei" w:hAnsi="Microsoft JhengHei"/>
-                <w:color w:val="201B14"/>
-                <w:sz w:val="20"/>
-                <w:szCs w:val="20"/>
-              </w:rPr>
-              <w:t xml:space="preserve"/>
-            </w:r>
-          </w:p>
-        </w:tc>
-      </w:tr>
-      <w:tr>
-        <w:trPr>
-          <w:trHeight w:val="900" w:hRule="atLeast"/>
-        </w:trPr>
-        <w:tc>
-          <w:tcPr>
-            <w:tcW w:type="dxa" w:w="4300"/>
-            <w:tcMar>
-              <w:top w:type="dxa" w:w="120"/>
-              <w:left w:type="dxa" w:w="120"/>
-              <w:bottom w:type="dxa" w:w="120"/>
-              <w:right w:type="dxa" w:w="120"/>
-            </w:tcMar>
-          </w:tcPr>
-          <w:p>
-            <w:pPr>
-              <w:spacing w:after="40"/>
-            </w:pPr>
-            <w:r>
-              <w:rPr>
-                <w:rFonts w:ascii="Microsoft JhengHei" w:cs="Microsoft JhengHei" w:eastAsia="Microsoft JhengHei" w:hAnsi="Microsoft JhengHei"/>
-                <w:b/>
-                <w:bCs/>
-                <w:color w:val="6B6253"/>
-                <w:sz w:val="16"/>
-                <w:szCs w:val="16"/>
-              </w:rPr>
-              <w:t xml:space="preserve">重要</w:t>
-            </w:r>
-          </w:p>
-          <w:p>
-            <w:pPr>
-              <w:spacing w:after="60" w:before="0"/>
-            </w:pPr>
-            <w:r>
-              <w:rPr>
-                <w:rFonts w:ascii="Microsoft JhengHei" w:cs="Microsoft JhengHei" w:eastAsia="Microsoft JhengHei" w:hAnsi="Microsoft JhengHei"/>
-                <w:color w:val="201B14"/>
-                <w:sz w:val="20"/>
-                <w:szCs w:val="20"/>
-              </w:rPr>
-              <w:t xml:space="preserve">揉捻：用什麼機器？揉多久？</w:t>
-            </w:r>
-          </w:p>
-        </w:tc>
-        <w:tc>
-          <w:tcPr>
-            <w:tcW w:type="dxa" w:w="4700"/>
-            <w:tcMar>
-              <w:top w:type="dxa" w:w="120"/>
-              <w:left w:type="dxa" w:w="120"/>
-              <w:bottom w:type="dxa" w:w="120"/>
-              <w:right w:type="dxa" w:w="120"/>
-            </w:tcMar>
-          </w:tcPr>
-          <w:p>
-            <w:pPr>
-              <w:spacing w:after="60" w:before="0"/>
-            </w:pPr>
-            <w:r>
-              <w:rPr>
-                <w:rFonts w:ascii="Microsoft JhengHei" w:cs="Microsoft JhengHei" w:eastAsia="Microsoft JhengHei" w:hAnsi="Microsoft JhengHei"/>
-                <w:color w:val="201B14"/>
-                <w:sz w:val="20"/>
-                <w:szCs w:val="20"/>
-              </w:rPr>
-              <w:t xml:space="preserve"/>
-            </w:r>
-          </w:p>
-        </w:tc>
-      </w:tr>
-      <w:tr>
-        <w:trPr>
-          <w:trHeight w:val="900" w:hRule="atLeast"/>
-        </w:trPr>
-        <w:tc>
-          <w:tcPr>
-            <w:tcW w:type="dxa" w:w="4300"/>
-            <w:tcMar>
-              <w:top w:type="dxa" w:w="120"/>
-              <w:left w:type="dxa" w:w="120"/>
-              <w:bottom w:type="dxa" w:w="120"/>
-              <w:right w:type="dxa" w:w="120"/>
-            </w:tcMar>
-          </w:tcPr>
-          <w:p>
-            <w:pPr>
-              <w:spacing w:after="40"/>
-            </w:pPr>
-            <w:r>
-              <w:rPr>
-                <w:rFonts w:ascii="Microsoft JhengHei" w:cs="Microsoft JhengHei" w:eastAsia="Microsoft JhengHei" w:hAnsi="Microsoft JhengHei"/>
-                <w:b/>
-                <w:bCs/>
-                <w:color w:val="AC4630"/>
-                <w:sz w:val="16"/>
-                <w:szCs w:val="16"/>
-              </w:rPr>
-              <w:t xml:space="preserve">必要</w:t>
-            </w:r>
-          </w:p>
-          <w:p>
-            <w:pPr>
-              <w:spacing w:after="60" w:before="0"/>
-            </w:pPr>
-            <w:r>
-              <w:rPr>
-                <w:rFonts w:ascii="Microsoft JhengHei" w:cs="Microsoft JhengHei" w:eastAsia="Microsoft JhengHei" w:hAnsi="Microsoft JhengHei"/>
-                <w:color w:val="201B14"/>
-                <w:sz w:val="20"/>
-                <w:szCs w:val="20"/>
-              </w:rPr>
-              <w:t xml:space="preserve">發酵：多久？靠什麼判斷時間到了（看顏色、聞味道、摸葉子）？</w:t>
-            </w:r>
-          </w:p>
-        </w:tc>
-        <w:tc>
-          <w:tcPr>
-            <w:tcW w:type="dxa" w:w="4700"/>
-            <w:tcMar>
-              <w:top w:type="dxa" w:w="120"/>
-              <w:left w:type="dxa" w:w="120"/>
-              <w:bottom w:type="dxa" w:w="120"/>
-              <w:right w:type="dxa" w:w="120"/>
-            </w:tcMar>
-          </w:tcPr>
-          <w:p>
-            <w:pPr>
-              <w:spacing w:after="60" w:before="0"/>
-            </w:pPr>
-            <w:r>
-              <w:rPr>
-                <w:rFonts w:ascii="Microsoft JhengHei" w:cs="Microsoft JhengHei" w:eastAsia="Microsoft JhengHei" w:hAnsi="Microsoft JhengHei"/>
-                <w:color w:val="201B14"/>
-                <w:sz w:val="20"/>
-                <w:szCs w:val="20"/>
-              </w:rPr>
-              <w:t xml:space="preserve"/>
-            </w:r>
-          </w:p>
-        </w:tc>
-      </w:tr>
-      <w:tr>
-        <w:trPr>
-          <w:trHeight w:val="900" w:hRule="atLeast"/>
-        </w:trPr>
-        <w:tc>
-          <w:tcPr>
-            <w:tcW w:type="dxa" w:w="4300"/>
-            <w:tcMar>
-              <w:top w:type="dxa" w:w="120"/>
-              <w:left w:type="dxa" w:w="120"/>
-              <w:bottom w:type="dxa" w:w="120"/>
-              <w:right w:type="dxa" w:w="120"/>
-            </w:tcMar>
-          </w:tcPr>
-          <w:p>
-            <w:pPr>
-              <w:spacing w:after="40"/>
-            </w:pPr>
-            <w:r>
-              <w:rPr>
-                <w:rFonts w:ascii="Microsoft JhengHei" w:cs="Microsoft JhengHei" w:eastAsia="Microsoft JhengHei" w:hAnsi="Microsoft JhengHei"/>
-                <w:b/>
-                <w:bCs/>
-                <w:color w:val="6B6253"/>
-                <w:sz w:val="16"/>
-                <w:szCs w:val="16"/>
-              </w:rPr>
-              <w:t xml:space="preserve">重要</w:t>
-            </w:r>
-          </w:p>
-          <w:p>
-            <w:pPr>
-              <w:spacing w:after="60" w:before="0"/>
-            </w:pPr>
-            <w:r>
-              <w:rPr>
-                <w:rFonts w:ascii="Microsoft JhengHei" w:cs="Microsoft JhengHei" w:eastAsia="Microsoft JhengHei" w:hAnsi="Microsoft JhengHei"/>
-                <w:color w:val="201B14"/>
-                <w:sz w:val="20"/>
-                <w:szCs w:val="20"/>
-              </w:rPr>
-              <w:t xml:space="preserve">乾燥：溫度大概幾度？多久？</w:t>
-            </w:r>
-          </w:p>
-        </w:tc>
-        <w:tc>
-          <w:tcPr>
-            <w:tcW w:type="dxa" w:w="4700"/>
-            <w:tcMar>
-              <w:top w:type="dxa" w:w="120"/>
-              <w:left w:type="dxa" w:w="120"/>
-              <w:bottom w:type="dxa" w:w="120"/>
-              <w:right w:type="dxa" w:w="120"/>
-            </w:tcMar>
-          </w:tcPr>
-          <w:p>
-            <w:pPr>
-              <w:spacing w:after="60" w:before="0"/>
-            </w:pPr>
-            <w:r>
-              <w:rPr>
-                <w:rFonts w:ascii="Microsoft JhengHei" w:cs="Microsoft JhengHei" w:eastAsia="Microsoft JhengHei" w:hAnsi="Microsoft JhengHei"/>
-                <w:color w:val="201B14"/>
-                <w:sz w:val="20"/>
-                <w:szCs w:val="20"/>
-              </w:rPr>
-              <w:t xml:space="preserve"/>
-            </w:r>
-          </w:p>
-        </w:tc>
-      </w:tr>
-      <w:tr>
-        <w:trPr>
-          <w:trHeight w:val="900" w:hRule="atLeast"/>
-        </w:trPr>
-        <w:tc>
-          <w:tcPr>
-            <w:tcW w:type="dxa" w:w="4300"/>
-            <w:tcMar>
-              <w:top w:type="dxa" w:w="120"/>
-              <w:left w:type="dxa" w:w="120"/>
-              <w:bottom w:type="dxa" w:w="120"/>
-              <w:right w:type="dxa" w:w="120"/>
-            </w:tcMar>
-          </w:tcPr>
-          <w:p>
-            <w:pPr>
-              <w:spacing w:after="40"/>
-            </w:pPr>
-            <w:r>
-              <w:rPr>
-                <w:rFonts w:ascii="Microsoft JhengHei" w:cs="Microsoft JhengHei" w:eastAsia="Microsoft JhengHei" w:hAnsi="Microsoft JhengHei"/>
-                <w:b/>
-                <w:bCs/>
-                <w:color w:val="6B6253"/>
-                <w:sz w:val="16"/>
-                <w:szCs w:val="16"/>
-              </w:rPr>
-              <w:t xml:space="preserve">加分</w:t>
-            </w:r>
-          </w:p>
-          <w:p>
-            <w:pPr>
-              <w:spacing w:after="60" w:before="0"/>
-            </w:pPr>
-            <w:r>
-              <w:rPr>
-                <w:rFonts w:ascii="Microsoft JhengHei" w:cs="Microsoft JhengHei" w:eastAsia="Microsoft JhengHei" w:hAnsi="Microsoft JhengHei"/>
-                <w:color w:val="201B14"/>
-                <w:sz w:val="20"/>
-                <w:szCs w:val="20"/>
-              </w:rPr>
-              <w:t xml:space="preserve">從採下來到裝罐，總共要多久？</w:t>
-            </w:r>
-          </w:p>
-        </w:tc>
-        <w:tc>
-          <w:tcPr>
-            <w:tcW w:type="dxa" w:w="4700"/>
-            <w:tcMar>
-              <w:top w:type="dxa" w:w="120"/>
-              <w:left w:type="dxa" w:w="120"/>
-              <w:bottom w:type="dxa" w:w="120"/>
-              <w:right w:type="dxa" w:w="120"/>
-            </w:tcMar>
-          </w:tcPr>
-          <w:p>
-            <w:pPr>
-              <w:spacing w:after="60" w:before="0"/>
-            </w:pPr>
-            <w:r>
-              <w:rPr>
-                <w:rFonts w:ascii="Microsoft JhengHei" w:cs="Microsoft JhengHei" w:eastAsia="Microsoft JhengHei" w:hAnsi="Microsoft JhengHei"/>
-                <w:color w:val="201B14"/>
-                <w:sz w:val="20"/>
-                <w:szCs w:val="20"/>
-              </w:rPr>
-              <w:t xml:space="preserve"/>
-            </w:r>
-          </w:p>
-        </w:tc>
-      </w:tr>
-      <w:tr>
-        <w:trPr>
-          <w:trHeight w:val="900" w:hRule="atLeast"/>
-        </w:trPr>
-        <w:tc>
-          <w:tcPr>
-            <w:tcW w:type="dxa" w:w="4300"/>
-            <w:tcMar>
-              <w:top w:type="dxa" w:w="120"/>
-              <w:left w:type="dxa" w:w="120"/>
-              <w:bottom w:type="dxa" w:w="120"/>
-              <w:right w:type="dxa" w:w="120"/>
-            </w:tcMar>
-          </w:tcPr>
-          <w:p>
-            <w:pPr>
-              <w:spacing w:after="40"/>
-            </w:pPr>
-            <w:r>
-              <w:rPr>
-                <w:rFonts w:ascii="Microsoft JhengHei" w:cs="Microsoft JhengHei" w:eastAsia="Microsoft JhengHei" w:hAnsi="Microsoft JhengHei"/>
-                <w:b/>
-                <w:bCs/>
-                <w:color w:val="6B6253"/>
-                <w:sz w:val="16"/>
-                <w:szCs w:val="16"/>
-              </w:rPr>
-              <w:t xml:space="preserve">加分</w:t>
-            </w:r>
-          </w:p>
-          <w:p>
-            <w:pPr>
-              <w:spacing w:after="60" w:before="0"/>
-            </w:pPr>
-            <w:r>
-              <w:rPr>
-                <w:rFonts w:ascii="Microsoft JhengHei" w:cs="Microsoft JhengHei" w:eastAsia="Microsoft JhengHei" w:hAnsi="Microsoft JhengHei"/>
-                <w:color w:val="201B14"/>
-                <w:sz w:val="20"/>
-                <w:szCs w:val="20"/>
-              </w:rPr>
-              <w:t xml:space="preserve">有沒有哪一道是別人家不會這樣做的？</w:t>
-            </w:r>
-          </w:p>
-        </w:tc>
-        <w:tc>
-          <w:tcPr>
-            <w:tcW w:type="dxa" w:w="4700"/>
-            <w:tcMar>
-              <w:top w:type="dxa" w:w="120"/>
-              <w:left w:type="dxa" w:w="120"/>
-              <w:bottom w:type="dxa" w:w="120"/>
-              <w:right w:type="dxa" w:w="120"/>
-            </w:tcMar>
-          </w:tcPr>
-          <w:p>
-            <w:pPr>
-              <w:spacing w:after="60" w:before="0"/>
-            </w:pPr>
-            <w:r>
-              <w:rPr>
-                <w:rFonts w:ascii="Microsoft JhengHei" w:cs="Microsoft JhengHei" w:eastAsia="Microsoft JhengHei" w:hAnsi="Microsoft JhengHei"/>
-                <w:color w:val="201B14"/>
-                <w:sz w:val="20"/>
-                <w:szCs w:val="20"/>
-              </w:rPr>
-              <w:t xml:space="preserve"/>
-            </w:r>
-          </w:p>
-        </w:tc>
-      </w:tr>
-      <w:tr>
-        <w:trPr>
-          <w:trHeight w:val="900" w:hRule="atLeast"/>
-        </w:trPr>
-        <w:tc>
-          <w:tcPr>
-            <w:tcW w:type="dxa" w:w="4300"/>
-            <w:tcMar>
-              <w:top w:type="dxa" w:w="120"/>
-              <w:left w:type="dxa" w:w="120"/>
-              <w:bottom w:type="dxa" w:w="120"/>
-              <w:right w:type="dxa" w:w="120"/>
-            </w:tcMar>
-          </w:tcPr>
-          <w:p>
-            <w:pPr>
-              <w:spacing w:after="40"/>
-            </w:pPr>
-            <w:r>
-              <w:rPr>
-                <w:rFonts w:ascii="Microsoft JhengHei" w:cs="Microsoft JhengHei" w:eastAsia="Microsoft JhengHei" w:hAnsi="Microsoft JhengHei"/>
-                <w:b/>
-                <w:bCs/>
-                <w:color w:val="6B6253"/>
-                <w:sz w:val="16"/>
-                <w:szCs w:val="16"/>
-              </w:rPr>
-              <w:t xml:space="preserve">加分</w:t>
-            </w:r>
-          </w:p>
-          <w:p>
-            <w:pPr>
-              <w:spacing w:after="60" w:before="0"/>
-            </w:pPr>
-            <w:r>
-              <w:rPr>
-                <w:rFonts w:ascii="Microsoft JhengHei" w:cs="Microsoft JhengHei" w:eastAsia="Microsoft JhengHei" w:hAnsi="Microsoft JhengHei"/>
-                <w:color w:val="201B14"/>
-                <w:sz w:val="20"/>
-                <w:szCs w:val="20"/>
-              </w:rPr>
-              <w:t xml:space="preserve">最容易失敗的是哪一關？失敗的茶怎麼處理？</w:t>
-            </w:r>
-          </w:p>
-        </w:tc>
-        <w:tc>
-          <w:tcPr>
-            <w:tcW w:type="dxa" w:w="4700"/>
-            <w:tcMar>
-              <w:top w:type="dxa" w:w="120"/>
-              <w:left w:type="dxa" w:w="120"/>
-              <w:bottom w:type="dxa" w:w="120"/>
-              <w:right w:type="dxa" w:w="120"/>
-            </w:tcMar>
-          </w:tcPr>
-          <w:p>
-            <w:pPr>
-              <w:spacing w:after="60" w:before="0"/>
-            </w:pPr>
-            <w:r>
-              <w:rPr>
-                <w:rFonts w:ascii="Microsoft JhengHei" w:cs="Microsoft JhengHei" w:eastAsia="Microsoft JhengHei" w:hAnsi="Microsoft JhengHei"/>
-                <w:color w:val="201B14"/>
-                <w:sz w:val="20"/>
-                <w:szCs w:val="20"/>
-              </w:rPr>
-              <w:t xml:space="preserve"/>
-            </w:r>
-          </w:p>
-        </w:tc>
-      </w:tr>
-    </w:tbl>
     <w:p>
       <w:pPr>
         <w:pStyle w:val="Heading1"/>
